--- a/SEO-Clients-Hub/clients/Garlock/Garlock-Blog-SEO-Audit-Running-Log.docx
+++ b/SEO-Clients-Hub/clients/Garlock/Garlock-Blog-SEO-Audit-Running-Log.docx
@@ -200,7 +200,7 @@
         <w:t xml:space="preserve">Billing: </w:t>
       </w:r>
       <w:r>
-        <w:t xml:space="preserve">☐ Unbilled</w:t>
+        <w:t xml:space="preserve">✓ Billed 0.75 h (2026-08-17: AI SEO, schema, imp)</w:t>
       </w:r>
     </w:p>
     <w:p>
@@ -721,7 +721,7 @@
         <w:t xml:space="preserve">Billing: </w:t>
       </w:r>
       <w:r>
-        <w:t xml:space="preserve">☐ Unbilled</w:t>
+        <w:t xml:space="preserve">✓ Billed 0.75 h (2026-08-17: AI SEO, schema, imp)</w:t>
       </w:r>
     </w:p>
     <w:p>
@@ -1224,7 +1224,7 @@
         <w:t xml:space="preserve">Billing: </w:t>
       </w:r>
       <w:r>
-        <w:t xml:space="preserve">☐ Unbilled</w:t>
+        <w:t xml:space="preserve">✓ Billed 0.75 h (2026-08-17: AI SEO, schema, imp)</w:t>
       </w:r>
     </w:p>
     <w:p>
@@ -1824,7 +1824,7 @@
         <w:t xml:space="preserve">Billing: </w:t>
       </w:r>
       <w:r>
-        <w:t xml:space="preserve">☐ Unbilled</w:t>
+        <w:t xml:space="preserve">✓ Billed 1.00 h (2026-08-19)</w:t>
       </w:r>
     </w:p>
     <w:p>
@@ -2409,7 +2409,7 @@
           <w:bCs/>
           <w:color w:val="215732"/>
         </w:rPr>
-        <w:t xml:space="preserve">PARTIAL — verified 2026-09-07: meta + schema done; PAGE TITLE still the old headline (paste the recommended title)</w:t>
+        <w:t xml:space="preserve">PARTIAL — meta, schema, alt text and both links live; PAGE TITLE edit still not showing on staging as of 2026-09-15</w:t>
       </w:r>
     </w:p>
     <w:p>
@@ -2424,7 +2424,7 @@
         <w:t xml:space="preserve">Billing: </w:t>
       </w:r>
       <w:r>
-        <w:t xml:space="preserve">☐ Unbilled</w:t>
+        <w:t xml:space="preserve">✓ Billed 1.00 h (2026-08-19) + 0.50 h (2026-09-08) + 1.00 h (2026-09-09) = 2.50 h; the 2026-09-15 hour was removed from the tracker as a duplicate</w:t>
       </w:r>
     </w:p>
     <w:p>
@@ -3097,7 +3097,7 @@
         <w:t xml:space="preserve">Billing: </w:t>
       </w:r>
       <w:r>
-        <w:t xml:space="preserve">☐ Unbilled</w:t>
+        <w:t xml:space="preserve">✓ Billed 1.00 h (2026-08-19)</w:t>
       </w:r>
     </w:p>
     <w:p>
@@ -3655,7 +3655,7 @@
         <w:t xml:space="preserve">Billing: </w:t>
       </w:r>
       <w:r>
-        <w:t xml:space="preserve">✓ Billed 0.50 h implementation + link (2026-09-08)</w:t>
+        <w:t xml:space="preserve">✓ Billed 1.25 h (2026-08-19) + 0.50 h (2026-09-08)</w:t>
       </w:r>
     </w:p>
     <w:p>
@@ -4378,7 +4378,7 @@
         <w:t xml:space="preserve">Billing: </w:t>
       </w:r>
       <w:r>
-        <w:t xml:space="preserve">☐ Unbilled</w:t>
+        <w:t xml:space="preserve">✓ Billed 0.75 h (2026-08-19: research, AI SEO, schema — no imp line logged)</w:t>
       </w:r>
     </w:p>
     <w:p>
@@ -5009,7 +5009,7 @@
         <w:t xml:space="preserve">Billing: </w:t>
       </w:r>
       <w:r>
-        <w:t xml:space="preserve">☐ Unbilled</w:t>
+        <w:t xml:space="preserve">✓ Billed 1.25 h (2026-08-21)</w:t>
       </w:r>
     </w:p>
     <w:p>
@@ -5844,7 +5844,7 @@
         <w:t xml:space="preserve">Billing: </w:t>
       </w:r>
       <w:r>
-        <w:t xml:space="preserve">✓ Billed 1.25 h (2026-09-07)</w:t>
+        <w:t xml:space="preserve">✓ Billed 1.00 h (2026-08-21) + 1.25 h (2026-09-07) — Aug 21 imp was billed before the page was actually updated; check for double-billing</w:t>
       </w:r>
     </w:p>
     <w:p>
@@ -6462,7 +6462,7 @@
         <w:t xml:space="preserve">Billing: </w:t>
       </w:r>
       <w:r>
-        <w:t xml:space="preserve">☐ Unbilled</w:t>
+        <w:t xml:space="preserve">✓ Billed 1.00 h (2026-08-21)</w:t>
       </w:r>
     </w:p>
     <w:p>
@@ -7025,7 +7025,7 @@
         <w:t xml:space="preserve">Billing: </w:t>
       </w:r>
       <w:r>
-        <w:t xml:space="preserve">☐ Unbilled</w:t>
+        <w:t xml:space="preserve">✓ Billed 1.00 h (2026-08-21)</w:t>
       </w:r>
     </w:p>
     <w:p>
@@ -7698,7 +7698,7 @@
         <w:t xml:space="preserve">Billing: </w:t>
       </w:r>
       <w:r>
-        <w:t xml:space="preserve">☐ Unbilled</w:t>
+        <w:t xml:space="preserve">✓ Billed 1.75 h (2026-08-24)</w:t>
       </w:r>
     </w:p>
     <w:p>
@@ -8316,7 +8316,7 @@
         <w:t xml:space="preserve">Billing: </w:t>
       </w:r>
       <w:r>
-        <w:t xml:space="preserve">☐ Unbilled</w:t>
+        <w:t xml:space="preserve">✓ Billed 0.25 h (2026-08-24) + 1.00 h (2026-09-15)</w:t>
       </w:r>
     </w:p>
     <w:p>
@@ -8905,7 +8905,7 @@
         <w:t xml:space="preserve">Billing: </w:t>
       </w:r>
       <w:r>
-        <w:t xml:space="preserve">☐ Unbilled</w:t>
+        <w:t xml:space="preserve">✓ Billed 1.25 h (2026-08-24) — Sep 8 meta/link edits not yet live on staging</w:t>
       </w:r>
     </w:p>
     <w:p>
@@ -9512,7 +9512,7 @@
         <w:t xml:space="preserve">Billing: </w:t>
       </w:r>
       <w:r>
-        <w:t xml:space="preserve">☐ Unbilled</w:t>
+        <w:t xml:space="preserve">✓ Billed 0.75 h (2026-08-24)</w:t>
       </w:r>
     </w:p>
     <w:p>
@@ -10211,7 +10211,7 @@
         <w:t xml:space="preserve">Billing: </w:t>
       </w:r>
       <w:r>
-        <w:t xml:space="preserve">✓ Billed 1.25 h (2026-09-08)</w:t>
+        <w:t xml:space="preserve">✓ Billed 1.25 h (2026-09-08, logged as "Lidding v2")</w:t>
       </w:r>
     </w:p>
     <w:p>
@@ -10748,7 +10748,7 @@
         <w:rPr>
           <w:color w:val="215732"/>
         </w:rPr>
-        <w:t xml:space="preserve">✓ Billed</w:t>
+        <w:t xml:space="preserve">✓ Billed 0.75 h (2026-08-26, logged as "News Lidding")</w:t>
       </w:r>
     </w:p>
     <w:p>
@@ -11434,7 +11434,7 @@
         <w:t xml:space="preserve">Billing: </w:t>
       </w:r>
       <w:r>
-        <w:t xml:space="preserve">☐ Unbilled</w:t>
+        <w:t xml:space="preserve">✓ Billed 1.50 h (2026-08-26)</w:t>
       </w:r>
     </w:p>
     <w:p>
@@ -11992,7 +11992,7 @@
         <w:t xml:space="preserve">Billing: </w:t>
       </w:r>
       <w:r>
-        <w:t xml:space="preserve">☐ Unbilled</w:t>
+        <w:t xml:space="preserve">✓ Billed 0.75 h (2026-08-26)</w:t>
       </w:r>
     </w:p>
     <w:p>
@@ -12544,7 +12544,7 @@
         <w:t xml:space="preserve">Billing: </w:t>
       </w:r>
       <w:r>
-        <w:t xml:space="preserve">☐ Unbilled</w:t>
+        <w:t xml:space="preserve">✓ Billed 1.00 h (2026-08-26)</w:t>
       </w:r>
     </w:p>
     <w:p>
@@ -13096,7 +13096,7 @@
         <w:t xml:space="preserve">Billing: </w:t>
       </w:r>
       <w:r>
-        <w:t xml:space="preserve">☐ Unbilled</w:t>
+        <w:t xml:space="preserve">✓ Billed 0.75 h (2026-08-26)</w:t>
       </w:r>
     </w:p>
     <w:p>
@@ -13648,7 +13648,7 @@
         <w:t xml:space="preserve">Billing: </w:t>
       </w:r>
       <w:r>
-        <w:t xml:space="preserve">☐ Unbilled</w:t>
+        <w:t xml:space="preserve">✓ Billed 0.75 h (2026-08-26)</w:t>
       </w:r>
     </w:p>
     <w:p>
@@ -14185,7 +14185,7 @@
         <w:rPr>
           <w:color w:val="215732"/>
         </w:rPr>
-        <w:t xml:space="preserve">✓ Billed</w:t>
+        <w:t xml:space="preserve">✓ Billed 1.00 h (2026-09-15)</w:t>
       </w:r>
     </w:p>
     <w:p>
@@ -14774,7 +14774,7 @@
         <w:t xml:space="preserve">Billing: </w:t>
       </w:r>
       <w:r>
-        <w:t xml:space="preserve">☐ Unbilled</w:t>
+        <w:t xml:space="preserve">✓ Billed 1.00 h (2026-08-26)</w:t>
       </w:r>
     </w:p>
     <w:p>
@@ -15350,7 +15350,7 @@
         <w:t xml:space="preserve">Billing: </w:t>
       </w:r>
       <w:r>
-        <w:t xml:space="preserve">☐ Unbilled</w:t>
+        <w:t xml:space="preserve">✓ Billed 2.00 h (2026-08-27)</w:t>
       </w:r>
     </w:p>
     <w:p>
@@ -15994,7 +15994,7 @@
         <w:t xml:space="preserve">Billing: </w:t>
       </w:r>
       <w:r>
-        <w:t xml:space="preserve">☐ Unbilled</w:t>
+        <w:t xml:space="preserve">✓ Billed 1.00 h (2026-08-27)</w:t>
       </w:r>
     </w:p>
     <w:p>
@@ -16546,7 +16546,7 @@
         <w:t xml:space="preserve">Billing: </w:t>
       </w:r>
       <w:r>
-        <w:t xml:space="preserve">☐ Unbilled</w:t>
+        <w:t xml:space="preserve">✓ Billed 1.00 h (2026-08-28)</w:t>
       </w:r>
     </w:p>
     <w:p>
@@ -17140,7 +17140,7 @@
         <w:t xml:space="preserve">Billing: </w:t>
       </w:r>
       <w:r>
-        <w:t xml:space="preserve">☐ Unbilled</w:t>
+        <w:t xml:space="preserve">✓ Billed 1.00 h (2026-08-28)</w:t>
       </w:r>
     </w:p>
     <w:p>
@@ -17716,7 +17716,7 @@
         <w:t xml:space="preserve">Billing: </w:t>
       </w:r>
       <w:r>
-        <w:t xml:space="preserve">☐ Unbilled</w:t>
+        <w:t xml:space="preserve">✓ Billed 1.00 h (2026-08-28) — Sep 8 title/link edits not yet live on staging</w:t>
       </w:r>
     </w:p>
     <w:p>
@@ -18308,7 +18308,7 @@
         <w:rPr>
           <w:color w:val="215732"/>
         </w:rPr>
-        <w:t xml:space="preserve">✓ Billed — audit earlier + 1.25 h implementation (2026-09-08)</w:t>
+        <w:t xml:space="preserve">✓ Billed 1.25 h (2026-09-08)</w:t>
       </w:r>
     </w:p>
     <w:p>

--- a/SEO-Clients-Hub/clients/Garlock/Garlock-Blog-SEO-Audit-Running-Log.docx
+++ b/SEO-Clients-Hub/clients/Garlock/Garlock-Blog-SEO-Audit-Running-Log.docx
@@ -185,7 +185,7 @@
           <w:bCs/>
           <w:color w:val="215732"/>
         </w:rPr>
-        <w:t xml:space="preserve">IMPLEMENTED in HubSpot — verified live 2026-09-07 (title, meta, BlogPosting schema, alt text); link up to the cluster hub (How to Choose a Cold-Seal Supplier) still to add</w:t>
+        <w:t xml:space="preserve">IMPLEMENTED in HubSpot — verified live 2026-09-07 (title, meta, BlogPosting schema, alt text); internal links added 2026-09-17</w:t>
       </w:r>
     </w:p>
     <w:p>
@@ -706,7 +706,7 @@
           <w:bCs/>
           <w:color w:val="215732"/>
         </w:rPr>
-        <w:t xml:space="preserve">IMPLEMENTED in HubSpot — verified live 2026-09-07 (title, meta, BlogPosting schema, alt text); link up to the cluster hub (How to Choose a Cold-Seal Supplier) still to add</w:t>
+        <w:t xml:space="preserve">IMPLEMENTED in HubSpot — verified live 2026-09-07 (title, meta, BlogPosting schema, alt text); internal links added 2026-09-17</w:t>
       </w:r>
     </w:p>
     <w:p>
@@ -1809,7 +1809,7 @@
           <w:bCs/>
           <w:color w:val="215732"/>
         </w:rPr>
-        <w:t xml:space="preserve">IMPLEMENTED in HubSpot — verified live 2026-09-07 (title, meta, BlogPosting schema, alt text); link up to the cluster hub (How to Choose a Cold-Seal Supplier) still to add</w:t>
+        <w:t xml:space="preserve">IMPLEMENTED in HubSpot — verified live 2026-09-07 (title, meta, BlogPosting schema, alt text); internal links added 2026-09-17</w:t>
       </w:r>
     </w:p>
     <w:p>
@@ -2409,7 +2409,7 @@
           <w:bCs/>
           <w:color w:val="215732"/>
         </w:rPr>
-        <w:t xml:space="preserve">PARTIAL — meta, schema, alt text and both links live; PAGE TITLE edit still not showing on staging as of 2026-09-15</w:t>
+        <w:t xml:space="preserve">IMPLEMENTED in HubSpot — verified live 2026-09-17 (title, meta, schema, alt text, internal links)</w:t>
       </w:r>
     </w:p>
     <w:p>
@@ -4363,7 +4363,7 @@
           <w:bCs/>
           <w:color w:val="215732"/>
         </w:rPr>
-        <w:t xml:space="preserve">IMPLEMENTED in HubSpot — verified live 2026-09-07 (title, meta, BlogPosting schema, alt text); audit internal links not yet added to body</w:t>
+        <w:t xml:space="preserve">IMPLEMENTED in HubSpot — verified live 2026-09-07 (title, meta, BlogPosting schema, alt text); internal links added 2026-09-17</w:t>
       </w:r>
     </w:p>
     <w:p>
@@ -4994,7 +4994,7 @@
           <w:bCs/>
           <w:color w:val="215732"/>
         </w:rPr>
-        <w:t xml:space="preserve">IMPLEMENTED in HubSpot — verified live 2026-09-07 (title, meta, BlogPosting schema, alt text); audit internal links not yet added to body</w:t>
+        <w:t xml:space="preserve">IMPLEMENTED in HubSpot — verified live 2026-09-07 (title, meta, BlogPosting schema, alt text); internal links added 2026-09-17</w:t>
       </w:r>
     </w:p>
     <w:p>
@@ -5829,7 +5829,7 @@
           <w:bCs/>
           <w:color w:val="215732"/>
         </w:rPr>
-        <w:t xml:space="preserve">IMPLEMENTED in HubSpot 2026-09-07 — verified live 2026-09-08 (title, meta, BlogPosting schema); audit internal links (finishing &amp; slitting, About Us) not yet in body</w:t>
+        <w:t xml:space="preserve">IMPLEMENTED in HubSpot 2026-09-07 — verified live 2026-09-08 (title, meta, BlogPosting schema); internal links added 2026-09-17</w:t>
       </w:r>
     </w:p>
     <w:p>
@@ -6447,7 +6447,7 @@
           <w:bCs/>
           <w:color w:val="215732"/>
         </w:rPr>
-        <w:t xml:space="preserve">IMPLEMENTED in HubSpot — verified live 2026-09-07 (title, meta, BlogPosting schema, alt text); audit internal links not yet added to body</w:t>
+        <w:t xml:space="preserve">IMPLEMENTED in HubSpot — verified live 2026-09-07 (title, meta, BlogPosting schema, alt text); internal links added 2026-09-17</w:t>
       </w:r>
     </w:p>
     <w:p>
@@ -7010,7 +7010,7 @@
           <w:bCs/>
           <w:color w:val="215732"/>
         </w:rPr>
-        <w:t xml:space="preserve">IMPLEMENTED in HubSpot — verified live 2026-09-07 (title, meta, BlogPosting schema, alt text); audit internal links not yet added to body</w:t>
+        <w:t xml:space="preserve">IMPLEMENTED in HubSpot — verified live 2026-09-07 (title, meta, BlogPosting schema, alt text); internal links added 2026-09-17</w:t>
       </w:r>
     </w:p>
     <w:p>
@@ -7683,7 +7683,7 @@
           <w:bCs/>
           <w:color w:val="215732"/>
         </w:rPr>
-        <w:t xml:space="preserve">IMPLEMENTED in HubSpot — verified live 2026-09-07 (title, meta, BlogPosting schema, alt text); audit internal links not yet added to body</w:t>
+        <w:t xml:space="preserve">IMPLEMENTED in HubSpot — verified live 2026-09-07 (title, meta, BlogPosting schema, alt text); internal links added 2026-09-17</w:t>
       </w:r>
     </w:p>
     <w:p>
@@ -8890,7 +8890,7 @@
           <w:bCs/>
           <w:color w:val="215732"/>
         </w:rPr>
-        <w:t xml:space="preserve">PARTIAL — verified 2026-09-07: title + schema done; META still the old text (paste the recommended meta); audit internal links not yet added to body</w:t>
+        <w:t xml:space="preserve">IMPLEMENTED in HubSpot — verified live 2026-09-17 (title, meta, H1, schema, internal links)</w:t>
       </w:r>
     </w:p>
     <w:p>
@@ -10730,7 +10730,7 @@
           <w:bCs/>
           <w:color w:val="215732"/>
         </w:rPr>
-        <w:t xml:space="preserve">IMPLEMENTED in HubSpot — verified live 2026-09-07 (title, meta, BlogPosting schema, alt text); audit internal links not yet added to body</w:t>
+        <w:t xml:space="preserve">IMPLEMENTED in HubSpot — verified live 2026-09-07 (title, meta, BlogPosting schema, alt text); internal links added 2026-09-17</w:t>
       </w:r>
     </w:p>
     <w:p>
@@ -11977,7 +11977,7 @@
           <w:bCs/>
           <w:color w:val="215732"/>
         </w:rPr>
-        <w:t xml:space="preserve">IMPLEMENTED in HubSpot — verified live 2026-09-07 (title, meta, BlogPosting schema, alt text); audit internal links not yet added to body</w:t>
+        <w:t xml:space="preserve">IMPLEMENTED in HubSpot — verified live 2026-09-07 (title, meta, BlogPosting schema, alt text); internal links added 2026-09-17</w:t>
       </w:r>
     </w:p>
     <w:p>
@@ -12529,7 +12529,7 @@
           <w:bCs/>
           <w:color w:val="215732"/>
         </w:rPr>
-        <w:t xml:space="preserve">IMPLEMENTED in HubSpot — verified live 2026-09-07 (title, meta, BlogPosting schema, alt text); audit internal links not yet added to body</w:t>
+        <w:t xml:space="preserve">IMPLEMENTED in HubSpot — verified live 2026-09-07 (title, meta, BlogPosting schema, alt text); internal links added 2026-09-17</w:t>
       </w:r>
     </w:p>
     <w:p>
@@ -13633,7 +13633,7 @@
           <w:bCs/>
           <w:color w:val="215732"/>
         </w:rPr>
-        <w:t xml:space="preserve">IMPLEMENTED in HubSpot — verified live 2026-09-07 (meta wording differs slightly from audit; acceptable); audit internal links not yet added to body</w:t>
+        <w:t xml:space="preserve">IMPLEMENTED in HubSpot — verified live 2026-09-07 (meta wording differs slightly from audit; acceptable); internal links added 2026-09-17</w:t>
       </w:r>
     </w:p>
     <w:p>
@@ -14167,7 +14167,7 @@
           <w:bCs/>
           <w:color w:val="215732"/>
         </w:rPr>
-        <w:t xml:space="preserve">IMPLEMENTED in HubSpot — verified live 2026-09-07 (meta wording differs slightly from audit; acceptable); audit internal links not yet added to body</w:t>
+        <w:t xml:space="preserve">IMPLEMENTED in HubSpot — verified live 2026-09-07 (meta wording differs slightly from audit; acceptable); internal links added 2026-09-17</w:t>
       </w:r>
     </w:p>
     <w:p>
@@ -14759,7 +14759,7 @@
           <w:bCs/>
           <w:color w:val="215732"/>
         </w:rPr>
-        <w:t xml:space="preserve">IMPLEMENTED in HubSpot — verified live 2026-09-07 (title, meta, BlogPosting schema, alt text); audit internal links not yet added to body</w:t>
+        <w:t xml:space="preserve">IMPLEMENTED in HubSpot — verified live 2026-09-07 (title, meta, BlogPosting schema, alt text); internal links added 2026-09-17</w:t>
       </w:r>
     </w:p>
     <w:p>
@@ -15335,7 +15335,7 @@
           <w:bCs/>
           <w:color w:val="215732"/>
         </w:rPr>
-        <w:t xml:space="preserve">IMPLEMENTED in HubSpot — verified live 2026-09-07 (title, meta, BlogPosting schema, alt text); audit internal links not yet added to body</w:t>
+        <w:t xml:space="preserve">IMPLEMENTED in HubSpot — verified live 2026-09-07 (title, meta, BlogPosting schema, alt text); internal links added 2026-09-17</w:t>
       </w:r>
     </w:p>
     <w:p>
@@ -15979,7 +15979,7 @@
           <w:bCs/>
           <w:color w:val="215732"/>
         </w:rPr>
-        <w:t xml:space="preserve">IMPLEMENTED in HubSpot — verified live 2026-09-07 (title, meta, BlogPosting schema, alt text); audit internal links not yet added to body</w:t>
+        <w:t xml:space="preserve">IMPLEMENTED in HubSpot — verified live 2026-09-07 (title, meta, BlogPosting schema, alt text); internal links added 2026-09-17</w:t>
       </w:r>
     </w:p>
     <w:p>
@@ -16531,7 +16531,7 @@
           <w:bCs/>
           <w:color w:val="215732"/>
         </w:rPr>
-        <w:t xml:space="preserve">IMPLEMENTED in HubSpot — verified live 2026-09-07 (title, meta, BlogPosting schema, alt text); audit internal links not yet added to body</w:t>
+        <w:t xml:space="preserve">IMPLEMENTED in HubSpot — verified live 2026-09-07 (title, meta, BlogPosting schema, alt text); internal links added 2026-09-17</w:t>
       </w:r>
     </w:p>
     <w:p>
@@ -17701,7 +17701,7 @@
           <w:bCs/>
           <w:color w:val="215732"/>
         </w:rPr>
-        <w:t xml:space="preserve">PARTIAL — verified 2026-09-07: meta + schema done; PAGE TITLE still the old headline (paste the recommended title); audit internal links not yet added to body</w:t>
+        <w:t xml:space="preserve">IMPLEMENTED in HubSpot — verified live 2026-09-17 (title, meta, schema, internal links) to body</w:t>
       </w:r>
     </w:p>
     <w:p>

--- a/SEO-Clients-Hub/clients/Garlock/Garlock-Blog-SEO-Audit-Running-Log.docx
+++ b/SEO-Clients-Hub/clients/Garlock/Garlock-Blog-SEO-Audit-Running-Log.docx
@@ -1,5 +1,27 @@
 
-<file path=word/document.xml><?xml version="1.0" encoding="utf-8"?>
+<file path=docProps\app.xml><?xml version="1.0" encoding="utf-8"?>
+<Properties xmlns="http://schemas.openxmlformats.org/officeDocument/2006/extended-properties" xmlns:vt="http://schemas.openxmlformats.org/officeDocument/2006/docPropsVTypes"/>
+</file>
+
+<file path=docProps\core.xml><?xml version="1.0" encoding="utf-8"?>
+<cp:coreProperties xmlns:cp="http://schemas.openxmlformats.org/package/2006/metadata/core-properties" xmlns:dc="http://purl.org/dc/elements/1.1/" xmlns:dcterms="http://purl.org/dc/terms/" xmlns:dcmitype="http://purl.org/dc/dcmitype/" xmlns:xsi="http://www.w3.org/2001/XMLSchema-instance">
+  <dc:creator>Un-named</dc:creator>
+  <cp:lastModifiedBy>Un-named</cp:lastModifiedBy>
+  <cp:revision>1</cp:revision>
+  <dcterms:created xsi:type="dcterms:W3CDTF">2026-08-27T00:28:36.592Z</dcterms:created>
+  <dcterms:modified xsi:type="dcterms:W3CDTF">2026-08-27T00:28:36.592Z</dcterms:modified>
+</cp:coreProperties>
+</file>
+
+<file path=docProps\custom.xml><?xml version="1.0" encoding="utf-8"?>
+<Properties xmlns="http://schemas.openxmlformats.org/officeDocument/2006/custom-properties" xmlns:vt="http://schemas.openxmlformats.org/officeDocument/2006/docPropsVTypes"/>
+</file>
+
+<file path=word\comments.xml><?xml version="1.0" encoding="utf-8"?>
+<w:comments xmlns:cx="http://schemas.microsoft.com/office/drawing/2014/chartex" xmlns:cx1="http://schemas.microsoft.com/office/drawing/2015/9/8/chartex" xmlns:cx2="http://schemas.microsoft.com/office/drawing/2015/10/21/chartex" xmlns:cx3="http://schemas.microsoft.com/office/drawing/2016/5/9/chartex" xmlns:cx4="http://schemas.microsoft.com/office/drawing/2016/5/10/chartex" xmlns:cx5="http://schemas.microsoft.com/office/drawing/2016/5/11/chartex" xmlns:cx6="http://schemas.microsoft.com/office/drawing/2016/5/12/chartex" xmlns:cx7="http://schemas.microsoft.com/office/drawing/2016/5/13/chartex" xmlns:cx8="http://schemas.microsoft.com/office/drawing/2016/5/14/chartex" xmlns:mc="http://schemas.openxmlformats.org/markup-compatibility/2006" xmlns:aink="http://schemas.microsoft.com/office/drawing/2016/ink" xmlns:am3d="http://schemas.microsoft.com/office/drawing/2017/model3d" xmlns:o="urn:schemas-microsoft-com:office:office" xmlns:r="http://schemas.openxmlformats.org/officeDocument/2006/relationships" xmlns:m="http://schemas.openxmlformats.org/officeDocument/2006/math" xmlns:v="urn:schemas-microsoft-com:vml" xmlns:wp14="http://schemas.microsoft.com/office/word/2010/wordprocessingDrawing" xmlns:wp="http://schemas.openxmlformats.org/drawingml/2006/wordprocessingDrawing" xmlns:w10="urn:schemas-microsoft-com:office:word" xmlns:w="http://schemas.openxmlformats.org/wordprocessingml/2006/main" xmlns:w14="http://schemas.microsoft.com/office/word/2010/wordml" xmlns:w15="http://schemas.microsoft.com/office/word/2012/wordml" xmlns:w16cex="http://schemas.microsoft.com/office/word/2018/wordml/cex" xmlns:w16cid="http://schemas.microsoft.com/office/word/2016/wordml/cid" xmlns:w16="http://schemas.microsoft.com/office/word/2018/wordml" xmlns:w16sdtdh="http://schemas.microsoft.com/office/word/2020/wordml/sdtdatahash" xmlns:w16se="http://schemas.microsoft.com/office/word/2015/wordml/symex" xmlns:wpg="http://schemas.microsoft.com/office/word/2010/wordprocessingGroup" xmlns:wpi="http://schemas.microsoft.com/office/word/2010/wordprocessingInk" xmlns:wne="http://schemas.microsoft.com/office/word/2006/wordml" xmlns:wps="http://schemas.microsoft.com/office/word/2010/wordprocessingShape"/>
+</file>
+
+<file path=word\document.xml><?xml version="1.0" encoding="utf-8"?>
 <w:document xmlns:wpc="http://schemas.microsoft.com/office/word/2010/wordprocessingCanvas" xmlns:mc="http://schemas.openxmlformats.org/markup-compatibility/2006" xmlns:o="urn:schemas-microsoft-com:office:office" xmlns:r="http://schemas.openxmlformats.org/officeDocument/2006/relationships" xmlns:m="http://schemas.openxmlformats.org/officeDocument/2006/math" xmlns:v="urn:schemas-microsoft-com:vml" xmlns:wp14="http://schemas.microsoft.com/office/word/2010/wordprocessingDrawing" xmlns:wp="http://schemas.openxmlformats.org/drawingml/2006/wordprocessingDrawing" xmlns:w10="urn:schemas-microsoft-com:office:word" xmlns:w="http://schemas.openxmlformats.org/wordprocessingml/2006/main" xmlns:w14="http://schemas.microsoft.com/office/word/2010/wordml" xmlns:w15="http://schemas.microsoft.com/office/word/2012/wordml" xmlns:wpg="http://schemas.microsoft.com/office/word/2010/wordprocessingGroup" xmlns:wpi="http://schemas.microsoft.com/office/word/2010/wordprocessingInk" xmlns:wne="http://schemas.microsoft.com/office/word/2006/wordml" xmlns:wps="http://schemas.microsoft.com/office/word/2010/wordprocessingShape" xmlns:cx="http://schemas.microsoft.com/office/drawing/2014/chartex" xmlns:cx1="http://schemas.microsoft.com/office/drawing/2015/9/8/chartex" xmlns:cx2="http://schemas.microsoft.com/office/drawing/2015/10/21/chartex" xmlns:cx3="http://schemas.microsoft.com/office/drawing/2016/5/9/chartex" xmlns:cx4="http://schemas.microsoft.com/office/drawing/2016/5/10/chartex" xmlns:cx5="http://schemas.microsoft.com/office/drawing/2016/5/11/chartex" xmlns:cx6="http://schemas.microsoft.com/office/drawing/2016/5/12/chartex" xmlns:cx7="http://schemas.microsoft.com/office/drawing/2016/5/13/chartex" xmlns:cx8="http://schemas.microsoft.com/office/drawing/2016/5/14/chartex" xmlns:aink="http://schemas.microsoft.com/office/drawing/2016/ink" xmlns:am3d="http://schemas.microsoft.com/office/drawing/2017/model3d" xmlns:w16cex="http://schemas.microsoft.com/office/word/2018/wordml/cex" xmlns:w16cid="http://schemas.microsoft.com/office/word/2016/wordml/cid" xmlns:w16="http://schemas.microsoft.com/office/word/2018/wordml" xmlns:w16sdtdh="http://schemas.microsoft.com/office/word/2020/wordml/sdtdatahash" xmlns:w16se="http://schemas.microsoft.com/office/word/2015/wordml/symex" mc:Ignorable="w14 w15 wp14">
   <w:body>
     <w:p>
@@ -18805,11 +18827,7 @@
 </w:document>
 </file>
 
-<file path=word/comments.xml><?xml version="1.0" encoding="utf-8"?>
-<w:comments xmlns:cx="http://schemas.microsoft.com/office/drawing/2014/chartex" xmlns:cx1="http://schemas.microsoft.com/office/drawing/2015/9/8/chartex" xmlns:cx2="http://schemas.microsoft.com/office/drawing/2015/10/21/chartex" xmlns:cx3="http://schemas.microsoft.com/office/drawing/2016/5/9/chartex" xmlns:cx4="http://schemas.microsoft.com/office/drawing/2016/5/10/chartex" xmlns:cx5="http://schemas.microsoft.com/office/drawing/2016/5/11/chartex" xmlns:cx6="http://schemas.microsoft.com/office/drawing/2016/5/12/chartex" xmlns:cx7="http://schemas.microsoft.com/office/drawing/2016/5/13/chartex" xmlns:cx8="http://schemas.microsoft.com/office/drawing/2016/5/14/chartex" xmlns:mc="http://schemas.openxmlformats.org/markup-compatibility/2006" xmlns:aink="http://schemas.microsoft.com/office/drawing/2016/ink" xmlns:am3d="http://schemas.microsoft.com/office/drawing/2017/model3d" xmlns:o="urn:schemas-microsoft-com:office:office" xmlns:r="http://schemas.openxmlformats.org/officeDocument/2006/relationships" xmlns:m="http://schemas.openxmlformats.org/officeDocument/2006/math" xmlns:v="urn:schemas-microsoft-com:vml" xmlns:wp14="http://schemas.microsoft.com/office/word/2010/wordprocessingDrawing" xmlns:wp="http://schemas.openxmlformats.org/drawingml/2006/wordprocessingDrawing" xmlns:w10="urn:schemas-microsoft-com:office:word" xmlns:w="http://schemas.openxmlformats.org/wordprocessingml/2006/main" xmlns:w14="http://schemas.microsoft.com/office/word/2010/wordml" xmlns:w15="http://schemas.microsoft.com/office/word/2012/wordml" xmlns:w16cex="http://schemas.microsoft.com/office/word/2018/wordml/cex" xmlns:w16cid="http://schemas.microsoft.com/office/word/2016/wordml/cid" xmlns:w16="http://schemas.microsoft.com/office/word/2018/wordml" xmlns:w16sdtdh="http://schemas.microsoft.com/office/word/2020/wordml/sdtdatahash" xmlns:w16se="http://schemas.microsoft.com/office/word/2015/wordml/symex" xmlns:wpg="http://schemas.microsoft.com/office/word/2010/wordprocessingGroup" xmlns:wpi="http://schemas.microsoft.com/office/word/2010/wordprocessingInk" xmlns:wne="http://schemas.microsoft.com/office/word/2006/wordml" xmlns:wps="http://schemas.microsoft.com/office/word/2010/wordprocessingShape"/>
-</file>
-
-<file path=word/endnotes.xml><?xml version="1.0" encoding="utf-8"?>
+<file path=word\endnotes.xml><?xml version="1.0" encoding="utf-8"?>
 <w:endnotes xmlns:wpc="http://schemas.microsoft.com/office/word/2010/wordprocessingCanvas" xmlns:mc="http://schemas.openxmlformats.org/markup-compatibility/2006" xmlns:o="urn:schemas-microsoft-com:office:office" xmlns:r="http://schemas.openxmlformats.org/officeDocument/2006/relationships" xmlns:m="http://schemas.openxmlformats.org/officeDocument/2006/math" xmlns:v="urn:schemas-microsoft-com:vml" xmlns:wp14="http://schemas.microsoft.com/office/word/2010/wordprocessingDrawing" xmlns:wp="http://schemas.openxmlformats.org/drawingml/2006/wordprocessingDrawing" xmlns:w10="urn:schemas-microsoft-com:office:word" xmlns:w="http://schemas.openxmlformats.org/wordprocessingml/2006/main" xmlns:w14="http://schemas.microsoft.com/office/word/2010/wordml" xmlns:w15="http://schemas.microsoft.com/office/word/2012/wordml" xmlns:wpg="http://schemas.microsoft.com/office/word/2010/wordprocessingGroup" xmlns:wpi="http://schemas.microsoft.com/office/word/2010/wordprocessingInk" xmlns:wne="http://schemas.microsoft.com/office/word/2006/wordml" xmlns:wps="http://schemas.microsoft.com/office/word/2010/wordprocessingShape" mc:Ignorable="w14 w15 wp14">
   <w:endnote w:type="separator" w:id="-1">
     <w:p>
@@ -18846,7 +18864,11 @@
 </w:endnotes>
 </file>
 
-<file path=word/footer1.xml><?xml version="1.0" encoding="utf-8"?>
+<file path=word\fontTable.xml><?xml version="1.0" encoding="utf-8"?>
+<w:fonts xmlns:mc="http://schemas.openxmlformats.org/markup-compatibility/2006" xmlns:r="http://schemas.openxmlformats.org/officeDocument/2006/relationships" xmlns:w="http://schemas.openxmlformats.org/wordprocessingml/2006/main" xmlns:w14="http://schemas.microsoft.com/office/word/2010/wordml" xmlns:w15="http://schemas.microsoft.com/office/word/2012/wordml" xmlns:w16cex="http://schemas.microsoft.com/office/word/2018/wordml/cex" xmlns:w16cid="http://schemas.microsoft.com/office/word/2016/wordml/cid" xmlns:w16="http://schemas.microsoft.com/office/word/2018/wordml" xmlns:w16sdtdh="http://schemas.microsoft.com/office/word/2020/wordml/sdtdatahash" xmlns:w16se="http://schemas.microsoft.com/office/word/2015/wordml/symex" mc:Ignorable="w14 w15 w16se w16cid w16 w16cex w16sdtdh"/>
+</file>
+
+<file path=word\footer1.xml><?xml version="1.0" encoding="utf-8"?>
 <w:ftr xmlns:wpc="http://schemas.microsoft.com/office/word/2010/wordprocessingCanvas" xmlns:mc="http://schemas.openxmlformats.org/markup-compatibility/2006" xmlns:o="urn:schemas-microsoft-com:office:office" xmlns:r="http://schemas.openxmlformats.org/officeDocument/2006/relationships" xmlns:m="http://schemas.openxmlformats.org/officeDocument/2006/math" xmlns:v="urn:schemas-microsoft-com:vml" xmlns:wp14="http://schemas.microsoft.com/office/word/2010/wordprocessingDrawing" xmlns:wp="http://schemas.openxmlformats.org/drawingml/2006/wordprocessingDrawing" xmlns:w10="urn:schemas-microsoft-com:office:word" xmlns:w="http://schemas.openxmlformats.org/wordprocessingml/2006/main" xmlns:w14="http://schemas.microsoft.com/office/word/2010/wordml" xmlns:w15="http://schemas.microsoft.com/office/word/2012/wordml" xmlns:wpg="http://schemas.microsoft.com/office/word/2010/wordprocessingGroup" xmlns:wpi="http://schemas.microsoft.com/office/word/2010/wordprocessingInk" xmlns:wne="http://schemas.microsoft.com/office/word/2006/wordml" xmlns:wps="http://schemas.microsoft.com/office/word/2010/wordprocessingShape">
   <w:p>
     <w:pPr>
@@ -18875,7 +18897,7 @@
 </w:ftr>
 </file>
 
-<file path=word/footnotes.xml><?xml version="1.0" encoding="utf-8"?>
+<file path=word\footnotes.xml><?xml version="1.0" encoding="utf-8"?>
 <w:footnotes xmlns:wpc="http://schemas.microsoft.com/office/word/2010/wordprocessingCanvas" xmlns:mc="http://schemas.openxmlformats.org/markup-compatibility/2006" xmlns:o="urn:schemas-microsoft-com:office:office" xmlns:r="http://schemas.openxmlformats.org/officeDocument/2006/relationships" xmlns:m="http://schemas.openxmlformats.org/officeDocument/2006/math" xmlns:v="urn:schemas-microsoft-com:vml" xmlns:wp14="http://schemas.microsoft.com/office/word/2010/wordprocessingDrawing" xmlns:wp="http://schemas.openxmlformats.org/drawingml/2006/wordprocessingDrawing" xmlns:w10="urn:schemas-microsoft-com:office:word" xmlns:w="http://schemas.openxmlformats.org/wordprocessingml/2006/main" xmlns:w14="http://schemas.microsoft.com/office/word/2010/wordml" xmlns:w15="http://schemas.microsoft.com/office/word/2012/wordml" xmlns:wpg="http://schemas.microsoft.com/office/word/2010/wordprocessingGroup" xmlns:wpi="http://schemas.microsoft.com/office/word/2010/wordprocessingInk" xmlns:wne="http://schemas.microsoft.com/office/word/2006/wordml" xmlns:wps="http://schemas.microsoft.com/office/word/2010/wordprocessingShape" mc:Ignorable="w14 w15 wp14">
   <w:footnote w:type="separator" w:id="-1">
     <w:p>
@@ -18912,7 +18934,7 @@
 </w:footnotes>
 </file>
 
-<file path=word/header1.xml><?xml version="1.0" encoding="utf-8"?>
+<file path=word\header1.xml><?xml version="1.0" encoding="utf-8"?>
 <w:hdr xmlns:wpc="http://schemas.microsoft.com/office/word/2010/wordprocessingCanvas" xmlns:mc="http://schemas.openxmlformats.org/markup-compatibility/2006" xmlns:o="urn:schemas-microsoft-com:office:office" xmlns:r="http://schemas.openxmlformats.org/officeDocument/2006/relationships" xmlns:m="http://schemas.openxmlformats.org/officeDocument/2006/math" xmlns:v="urn:schemas-microsoft-com:vml" xmlns:wp14="http://schemas.microsoft.com/office/word/2010/wordprocessingDrawing" xmlns:wp="http://schemas.openxmlformats.org/drawingml/2006/wordprocessingDrawing" xmlns:w10="urn:schemas-microsoft-com:office:word" xmlns:w="http://schemas.openxmlformats.org/wordprocessingml/2006/main" xmlns:w14="http://schemas.microsoft.com/office/word/2010/wordml" xmlns:w15="http://schemas.microsoft.com/office/word/2012/wordml" xmlns:wpg="http://schemas.microsoft.com/office/word/2010/wordprocessingGroup" xmlns:wpi="http://schemas.microsoft.com/office/word/2010/wordprocessingInk" xmlns:wne="http://schemas.microsoft.com/office/word/2006/wordml" xmlns:wps="http://schemas.microsoft.com/office/word/2010/wordprocessingShape" xmlns:cx="http://schemas.microsoft.com/office/drawing/2014/chartex" xmlns:cx1="http://schemas.microsoft.com/office/drawing/2015/9/8/chartex" xmlns:cx2="http://schemas.microsoft.com/office/drawing/2015/10/21/chartex" xmlns:cx3="http://schemas.microsoft.com/office/drawing/2016/5/9/chartex" xmlns:cx4="http://schemas.microsoft.com/office/drawing/2016/5/10/chartex" xmlns:cx5="http://schemas.microsoft.com/office/drawing/2016/5/11/chartex" xmlns:cx6="http://schemas.microsoft.com/office/drawing/2016/5/12/chartex" xmlns:cx7="http://schemas.microsoft.com/office/drawing/2016/5/13/chartex" xmlns:cx8="http://schemas.microsoft.com/office/drawing/2016/5/14/chartex" xmlns:w16cid="http://schemas.microsoft.com/office/word/2016/wordml/cid" xmlns:w16se="http://schemas.microsoft.com/office/word/2015/wordml/symex">
   <w:p>
     <w:pPr>
@@ -18930,7 +18952,7 @@
 </w:hdr>
 </file>
 
-<file path=word/numbering.xml><?xml version="1.0" encoding="utf-8"?>
+<file path=word\numbering.xml><?xml version="1.0" encoding="utf-8"?>
 <w:numbering xmlns:wpc="http://schemas.microsoft.com/office/word/2010/wordprocessingCanvas" xmlns:mc="http://schemas.openxmlformats.org/markup-compatibility/2006" xmlns:o="urn:schemas-microsoft-com:office:office" xmlns:r="http://schemas.openxmlformats.org/officeDocument/2006/relationships" xmlns:m="http://schemas.openxmlformats.org/officeDocument/2006/math" xmlns:v="urn:schemas-microsoft-com:vml" xmlns:wp14="http://schemas.microsoft.com/office/word/2010/wordprocessingDrawing" xmlns:wp="http://schemas.openxmlformats.org/drawingml/2006/wordprocessingDrawing" xmlns:w10="urn:schemas-microsoft-com:office:word" xmlns:w="http://schemas.openxmlformats.org/wordprocessingml/2006/main" xmlns:w14="http://schemas.microsoft.com/office/word/2010/wordml" xmlns:w15="http://schemas.microsoft.com/office/word/2012/wordml" xmlns:wpg="http://schemas.microsoft.com/office/word/2010/wordprocessingGroup" xmlns:wpi="http://schemas.microsoft.com/office/word/2010/wordprocessingInk" xmlns:wne="http://schemas.microsoft.com/office/word/2006/wordml" xmlns:wps="http://schemas.microsoft.com/office/word/2010/wordprocessingShape" mc:Ignorable="w14 w15 wp14">
   <w:abstractNum w:abstractNumId="1" w15:restartNumberingAfterBreak="0">
     <w:multiLevelType w:val="hybridMultilevel"/>
@@ -19043,7 +19065,17 @@
 </w:numbering>
 </file>
 
-<file path=word/styles.xml><?xml version="1.0" encoding="utf-8"?>
+<file path=word\settings.xml><?xml version="1.0" encoding="utf-8"?>
+<w:settings xmlns:wpc="http://schemas.microsoft.com/office/word/2010/wordprocessingCanvas" xmlns:mc="http://schemas.openxmlformats.org/markup-compatibility/2006" xmlns:o="urn:schemas-microsoft-com:office:office" xmlns:r="http://schemas.openxmlformats.org/officeDocument/2006/relationships" xmlns:m="http://schemas.openxmlformats.org/officeDocument/2006/math" xmlns:v="urn:schemas-microsoft-com:vml" xmlns:wp14="http://schemas.microsoft.com/office/word/2010/wordprocessingDrawing" xmlns:wp="http://schemas.openxmlformats.org/drawingml/2006/wordprocessingDrawing" xmlns:w10="urn:schemas-microsoft-com:office:word" xmlns:w="http://schemas.openxmlformats.org/wordprocessingml/2006/main" xmlns:w14="http://schemas.microsoft.com/office/word/2010/wordml" xmlns:w15="http://schemas.microsoft.com/office/word/2012/wordml" xmlns:wpg="http://schemas.microsoft.com/office/word/2010/wordprocessingGroup" xmlns:wpi="http://schemas.microsoft.com/office/word/2010/wordprocessingInk" xmlns:wne="http://schemas.microsoft.com/office/word/2006/wordml" xmlns:wps="http://schemas.microsoft.com/office/word/2010/wordprocessingShape" mc:Ignorable="w14 w15 wp14">
+  <w:displayBackgroundShape/>
+  <w:evenAndOddHeaders w:val="false"/>
+  <w:compat>
+    <w:compatSetting w:val="15" w:name="compatibilityMode" w:uri="http://schemas.microsoft.com/office/word"/>
+  </w:compat>
+</w:settings>
+</file>
+
+<file path=word\styles.xml><?xml version="1.0" encoding="utf-8"?>
 <w:styles xmlns:mc="http://schemas.openxmlformats.org/markup-compatibility/2006" xmlns:r="http://schemas.openxmlformats.org/officeDocument/2006/relationships" xmlns:w="http://schemas.openxmlformats.org/wordprocessingml/2006/main" xmlns:w14="http://schemas.microsoft.com/office/word/2010/wordml" xmlns:w15="http://schemas.microsoft.com/office/word/2012/wordml" mc:Ignorable="w14 w15">
   <w:docDefaults>
     <w:rPrDefault>
